--- a/public/exports/contracts/services-agreement-2026/contract.en.docx
+++ b/public/exports/contracts/services-agreement-2026/contract.en.docx
@@ -82,6 +82,23 @@
     </w:p>
     <w:p>
       <w:pPr>
+        <w:pBdr>
+          <w:left w:val="single" w:color="B8C2F5" w:sz="12" w:space="8"/>
+        </w:pBdr>
+        <w:spacing w:after="160" w:before="120"/>
+        <w:ind w:left="400"/>
+      </w:pPr>
+      <w:r>
+        <w:rPr>
+          <w:i/>
+          <w:iCs/>
+          <w:color w:val="555555"/>
+        </w:rPr>
+        <w:t xml:space="preserve">**Negotiation brief.** This contract has 9 sections. Three get negotiated in almost every deal: **Liability cap** (§7 — always last to close), **IP ownership** (§4 — clients want full assignment, we want retained license for reusable tools), and **Payment terms** (§1 — cycle length and rate increase cap). The rest — dispute resolution, non-solicitation, termination — are usually accepted with minor edits.  **Key trade-offs:** - If you give on liability carve-outs (uncapped for data breach) → hold   on the overall cap multiple (12 months minimum) - If you give on full IP assignment → hold on retained license for   generic components and background IP - If you give on payment cycle (15 → 30 days) → hold on late payment   interest (0.5%/day) as your safety net</w:t>
+      </w:r>
+    </w:p>
+    <w:p>
+      <w:pPr>
         <w:spacing w:after="180"/>
         <w:jc w:val="both"/>
       </w:pPr>
@@ -139,7 +156,7 @@
         <w:t xml:space="preserve">DE999888777</w:t>
       </w:r>
       <w:r>
-        <w:t xml:space="preserve">, with its registered address at Musterstraße 1, Berlin, 10115, Germany, represented by its Director Jana Weber (hereinafter the "</w:t>
+        <w:t xml:space="preserve">, with its registered address at Musterstraße 1, Berlin, 10115, Germany, represented by its Director [Director Name] (hereinafter the "</w:t>
       </w:r>
       <w:r>
         <w:rPr>
@@ -787,6 +804,23 @@
     </w:p>
     <w:p>
       <w:pPr>
+        <w:pBdr>
+          <w:left w:val="single" w:color="B8C2F5" w:sz="12" w:space="8"/>
+        </w:pBdr>
+        <w:spacing w:after="160" w:before="120"/>
+        <w:ind w:left="400"/>
+      </w:pPr>
+      <w:r>
+        <w:rPr>
+          <w:i/>
+          <w:iCs/>
+          <w:color w:val="555555"/>
+        </w:rPr>
+        <w:t xml:space="preserve">**🔍 Negotiation note — Payment terms.** 15 days is our standard for prepayment. Clients often request 30 or 45. Up to 30 is acceptable if combined with late payment interest. Beyond 30 — only for large, reliable clients. The 12% rate increase cap is a maximum, not automatic — in practice we increase 5-8%. If client pushes below 10%, accept 8-10% but no lower.</w:t>
+      </w:r>
+    </w:p>
+    <w:p>
+      <w:pPr>
         <w:pStyle w:val="Heading2"/>
         <w:keepNext/>
         <w:spacing w:after="180" w:before="360"/>
@@ -945,6 +979,23 @@
     </w:p>
     <w:p>
       <w:pPr>
+        <w:pBdr>
+          <w:left w:val="single" w:color="B8C2F5" w:sz="12" w:space="8"/>
+        </w:pBdr>
+        <w:spacing w:after="160" w:before="120"/>
+        <w:ind w:left="400"/>
+      </w:pPr>
+      <w:r>
+        <w:rPr>
+          <w:i/>
+          <w:iCs/>
+          <w:color w:val="555555"/>
+        </w:rPr>
+        <w:t xml:space="preserve">**🔗 How these two clauses interact.** Payment dispute is the process (client disputes → pays undisputed portion → 5 days to resolve). Late payment interest is the consequence (0.5%/day after due date). Together they create a two-layer system: fair process first, financial pressure second. Don't remove one without the other.</w:t>
+      </w:r>
+    </w:p>
+    <w:p>
+      <w:pPr>
         <w:pStyle w:val="Heading2"/>
         <w:keepNext/>
         <w:spacing w:after="180" w:before="360"/>
@@ -979,6 +1030,23 @@
       </w:pPr>
       <w:r>
         <w:t xml:space="preserve">If any employee or subcontractor of the Contractor independently approaches the Customer about employment, the Customer shall immediately suspend such a request and notify the Contractor.</w:t>
+      </w:r>
+    </w:p>
+    <w:p>
+      <w:pPr>
+        <w:pBdr>
+          <w:left w:val="single" w:color="B8C2F5" w:sz="12" w:space="8"/>
+        </w:pBdr>
+        <w:spacing w:after="160" w:before="120"/>
+        <w:ind w:left="400"/>
+      </w:pPr>
+      <w:r>
+        <w:rPr>
+          <w:i/>
+          <w:iCs/>
+          <w:color w:val="555555"/>
+        </w:rPr>
+        <w:t xml:space="preserve">**🔍 Negotiation note.** Clients rarely push back on non-solicitation. When they do, it's usually about the 1-year period (ask for 6 months) or about "independent approach" (they want to hire people who come to them unsolicited). The "suspend and notify" language is our compromise — we don't block the hire, we just want to know.</w:t>
       </w:r>
     </w:p>
     <w:p>
@@ -1420,6 +1488,23 @@
     </w:p>
     <w:p>
       <w:pPr>
+        <w:pBdr>
+          <w:left w:val="single" w:color="B8C2F5" w:sz="12" w:space="8"/>
+        </w:pBdr>
+        <w:spacing w:after="160" w:before="120"/>
+        <w:ind w:left="400"/>
+      </w:pPr>
+      <w:r>
+        <w:rPr>
+          <w:i/>
+          <w:iCs/>
+          <w:color w:val="555555"/>
+        </w:rPr>
+        <w:t xml:space="preserve">**🔗 Critical interaction: IP ↔ Payment.** IP transfers to the Customer **only after full payment**. This is the Contractor's primary leverage in payment disputes. If you negotiate IP terms separately from payment terms, you lose this leverage. Always keep them linked.  **🔍 Common client redline:** "We want IP to transfer on creation, not on payment." Response: "Work product created before payment carries our risk. Assignment on payment is the industry standard and protects both sides — you get clean title, we get paid."  **Trade-off:** If client insists on full foreground IP assignment (which is our default), make sure background IP and generic tools/frameworks are explicitly excluded. We need to reuse our internal libraries across clients.</w:t>
+      </w:r>
+    </w:p>
+    <w:p>
+      <w:pPr>
         <w:pStyle w:val="Heading2"/>
         <w:keepNext/>
         <w:spacing w:after="180" w:before="360"/>
@@ -1513,6 +1598,23 @@
       </w:r>
       <w:r>
         <w:t xml:space="preserve"> notice for any further amendments or terminations within the scope of this agreement.</w:t>
+      </w:r>
+    </w:p>
+    <w:p>
+      <w:pPr>
+        <w:pBdr>
+          <w:left w:val="single" w:color="B8C2F5" w:sz="12" w:space="8"/>
+        </w:pBdr>
+        <w:spacing w:after="160" w:before="120"/>
+        <w:ind w:left="400"/>
+      </w:pPr>
+      <w:r>
+        <w:rPr>
+          <w:i/>
+          <w:iCs/>
+          <w:color w:val="555555"/>
+        </w:rPr>
+        <w:t xml:space="preserve">**🔍 Negotiation note.** 30 days is reasonable for most engagements. For large deals (5+ developers), push for 60-90 days or add a wind-down fee (1 month of the last invoice). The shortened 14-day second notice reflects that once you've decided to part, dragging it out helps nobody.  **Client redline:** "We want 14 days from day one." Response: "14 days doesn't give us time to redeploy the team. 30 days is the industry standard and protects your knowledge transfer too."</w:t>
       </w:r>
     </w:p>
     <w:p>
@@ -1629,6 +1731,23 @@
     </w:p>
     <w:p>
       <w:pPr>
+        <w:pBdr>
+          <w:left w:val="single" w:color="B8C2F5" w:sz="12" w:space="8"/>
+        </w:pBdr>
+        <w:spacing w:after="160" w:before="120"/>
+        <w:ind w:left="400"/>
+      </w:pPr>
+      <w:r>
+        <w:rPr>
+          <w:i/>
+          <w:iCs/>
+          <w:color w:val="555555"/>
+        </w:rPr>
+        <w:t xml:space="preserve">**⚠️ This is the most negotiated clause in the contract.**  **Our position:** Mutual cap at 12 months of fees. Both sides limited equally.  **What clients want:** Uncapped carve-outs for data breaches, IP infringement, willful misconduct, and confidentiality breaches. Some clients want unlimited liability on the vendor side only.  **What to concede:** - Carve-outs for willful misconduct and fraud — these are   reasonable and standard. - GDPR fines exclusion — regulatory fines bypass liability caps   by law anyway, so agreeing to exclude them costs nothing.  **What to hold:** - The mutual nature — if liability is uncapped for us, it should   be uncapped for them too. - The 12-month floor — below that, a single incident can wipe   out all project revenue. - Indemnities should sit INSIDE the cap, not outside it.   If indemnities are outside the cap, the cap is meaningless.  **Trade-off:** If you accept broader carve-outs, negotiate a higher cap multiple (18 or 24 months instead of 12).</w:t>
+      </w:r>
+    </w:p>
+    <w:p>
+      <w:pPr>
         <w:pStyle w:val="Heading2"/>
         <w:keepNext/>
         <w:spacing w:after="180" w:before="360"/>
@@ -2025,6 +2144,23 @@
     </w:p>
     <w:p>
       <w:pPr>
+        <w:pBdr>
+          <w:left w:val="single" w:color="B8C2F5" w:sz="12" w:space="8"/>
+        </w:pBdr>
+        <w:spacing w:after="160" w:before="120"/>
+        <w:ind w:left="400"/>
+      </w:pPr>
+      <w:r>
+        <w:rPr>
+          <w:i/>
+          <w:iCs/>
+          <w:color w:val="555555"/>
+        </w:rPr>
+        <w:t xml:space="preserve">**🔗 Interaction: Termination ↔ IP ↔ Payment.** This clause connects termination (§6), IP (§4), and payment (§2). On termination: (1) client pays for work done, (2) we deliver work-in-progress, (3) IP for paid work transfers. The three obligations are sequential — no delivery without payment, no IP transfer without delivery. Don't let anyone rearrange this sequence.</w:t>
+      </w:r>
+    </w:p>
+    <w:p>
+      <w:pPr>
         <w:pStyle w:val="Heading2"/>
         <w:keepNext/>
         <w:spacing w:after="180" w:before="360"/>
@@ -2083,6 +2219,23 @@
       </w:r>
       <w:r>
         <w:t xml:space="preserve">.</w:t>
+      </w:r>
+    </w:p>
+    <w:p>
+      <w:pPr>
+        <w:pBdr>
+          <w:left w:val="single" w:color="B8C2F5" w:sz="12" w:space="8"/>
+        </w:pBdr>
+        <w:spacing w:after="160" w:before="120"/>
+        <w:ind w:left="400"/>
+      </w:pPr>
+      <w:r>
+        <w:rPr>
+          <w:i/>
+          <w:iCs/>
+          <w:color w:val="555555"/>
+        </w:rPr>
+        <w:t xml:space="preserve">**🔍 Negotiation note.** England &amp; Wales is a neutral forum — neither our home jurisdiction nor theirs. This is actually a selling point: we're not trying to force our courts on the client. The 60-day negotiation period before litigation is standard and saves both sides legal fees. Clients rarely push back here.  **If client insists on their jurisdiction:** Accept if it's a major EU jurisdiction with English-language commercial courts (Netherlands, Ireland). Push back on jurisdictions where we have no representation or where proceedings are in a language we don't speak.</w:t>
       </w:r>
     </w:p>
     <w:p>
@@ -2468,7 +2621,7 @@
                 <w:sz w:val="20"/>
                 <w:szCs w:val="20"/>
               </w:rPr>
-              <w:t xml:space="preserve">Jana Weber, Director</w:t>
+              <w:t xml:space="preserve">[Director Name], Director</w:t>
             </w:r>
           </w:p>
         </w:tc>
